--- a/templates/review-docs/wbs-integrated.docx
+++ b/templates/review-docs/wbs-integrated.docx
@@ -94,6 +94,7 @@
       </w:tblGrid>
       <w:tr>
         <w:trPr>
+          <w:tblHeader/>
           <w:cantSplit/>
         </w:trPr>
         <w:tc>
@@ -323,9 +324,7 @@
         </w:tc>
       </w:tr>
       <w:tr>
-        <w:trPr>
-          <w:cantSplit/>
-        </w:trPr>
+        <w:trPr/>
         <w:tc>
           <w:tcPr>
             <w:tcW w:w="700" w:type="dxa"/>
@@ -334,6 +333,8 @@
           </w:tcPr>
           <w:p>
             <w:pPr>
+              <w:keepNext w:val="0"/>
+              <w:keepLines w:val="0"/>
               <w:jc w:val="center"/>
               <w:spacing w:after="0"/>
             </w:pPr>
@@ -356,6 +357,8 @@
           </w:tcPr>
           <w:p>
             <w:pPr>
+              <w:keepNext w:val="0"/>
+              <w:keepLines w:val="0"/>
               <w:jc w:val="center"/>
               <w:spacing w:after="0"/>
             </w:pPr>
@@ -378,6 +381,8 @@
           </w:tcPr>
           <w:p>
             <w:pPr>
+              <w:keepNext w:val="0"/>
+              <w:keepLines w:val="0"/>
               <w:jc w:val="center"/>
               <w:spacing w:after="0"/>
             </w:pPr>
@@ -400,6 +405,8 @@
           </w:tcPr>
           <w:p>
             <w:pPr>
+              <w:keepNext w:val="0"/>
+              <w:keepLines w:val="0"/>
               <w:jc w:val="center"/>
               <w:spacing w:after="0"/>
             </w:pPr>
@@ -422,6 +429,8 @@
           </w:tcPr>
           <w:p>
             <w:pPr>
+              <w:keepNext w:val="0"/>
+              <w:keepLines w:val="0"/>
               <w:jc w:val="center"/>
               <w:spacing w:after="0"/>
             </w:pPr>
@@ -444,6 +453,8 @@
           </w:tcPr>
           <w:p>
             <w:pPr>
+              <w:keepNext w:val="0"/>
+              <w:keepLines w:val="0"/>
               <w:jc w:val="center"/>
               <w:spacing w:after="0"/>
             </w:pPr>
@@ -466,6 +477,8 @@
           </w:tcPr>
           <w:p>
             <w:pPr>
+              <w:keepNext w:val="0"/>
+              <w:keepLines w:val="0"/>
               <w:jc w:val="center"/>
               <w:spacing w:after="0"/>
             </w:pPr>
@@ -488,6 +501,8 @@
           </w:tcPr>
           <w:p>
             <w:pPr>
+              <w:keepNext w:val="0"/>
+              <w:keepLines w:val="0"/>
               <w:jc w:val="center"/>
               <w:spacing w:after="0"/>
             </w:pPr>
@@ -510,6 +525,8 @@
           </w:tcPr>
           <w:p>
             <w:pPr>
+              <w:keepNext w:val="0"/>
+              <w:keepLines w:val="0"/>
               <w:jc w:val="center"/>
               <w:spacing w:after="0"/>
             </w:pPr>
